--- a/courts/eighth-circuit/missouri/state/supreme-court/amicus-brief/usage/OUTPUT-amicus-brief.docx
+++ b/courts/eighth-circuit/missouri/state/supreme-court/amicus-brief/usage/OUTPUT-amicus-brief.docx
@@ -1735,7 +1735,7 @@
         <w:tab/>
       </w:r>
       <w:r>
-        <w:t xml:space="preserve">22, 23</w:t>
+        <w:t xml:space="preserve">22, 23, 24</w:t>
       </w:r>
     </w:p>
     <w:p>
@@ -2433,7 +2433,7 @@
         <w:tab/>
       </w:r>
       <w:r>
-        <w:t xml:space="preserve">8</w:t>
+        <w:t xml:space="preserve">8, 10</w:t>
       </w:r>
     </w:p>
     <w:p>
@@ -2717,7 +2717,7 @@
         <w:tab/>
       </w:r>
       <w:r>
-        <w:t xml:space="preserve">7, 15</w:t>
+        <w:t xml:space="preserve">7, 15, 16</w:t>
       </w:r>
     </w:p>
     <w:p>
@@ -3183,7 +3183,7 @@
         <w:tab/>
       </w:r>
       <w:r>
-        <w:t xml:space="preserve">18</w:t>
+        <w:t xml:space="preserve">18, 21, 22</w:t>
       </w:r>
     </w:p>
     <w:p>
@@ -3245,7 +3245,7 @@
           <w:tab w:val="right" w:leader="dot" w:pos="9360"/>
         </w:tabs>
         <w:spacing w:before="104" w:after="0" w:line="299" w:lineRule="exact"/>
-        <w:ind w:left="720" w:right="1120" w:hanging="720"/>
+        <w:ind w:left="720" w:right="1430" w:hanging="720"/>
       </w:pPr>
       <w:r>
         <w:t xml:space="preserve">Mo.</w:t>
@@ -3287,7 +3287,7 @@
         <w:tab/>
       </w:r>
       <w:r>
-        <w:t xml:space="preserve">18, 20, 25</w:t>
+        <w:t xml:space="preserve">18, 20, 21, 25</w:t>
       </w:r>
     </w:p>
     <w:p>

--- a/courts/eighth-circuit/missouri/state/supreme-court/amicus-brief/usage/OUTPUT-amicus-brief.docx
+++ b/courts/eighth-circuit/missouri/state/supreme-court/amicus-brief/usage/OUTPUT-amicus-brief.docx
@@ -737,9 +737,7 @@
         <w:t xml:space="preserve"> </w:t>
       </w:r>
       <w:r>
-        <w:t xml:space="preserve">394</w:t>
-        <w:noBreakHyphen/>
-        <w:t xml:space="preserve">2150</w:t>
+        <w:t xml:space="preserve">394-⁠2150</w:t>
       </w:r>
     </w:p>
     <w:p>
@@ -761,9 +759,7 @@
         <w:t xml:space="preserve"> </w:t>
       </w:r>
       <w:r>
-        <w:t xml:space="preserve">754</w:t>
-        <w:noBreakHyphen/>
-        <w:t xml:space="preserve">8178</w:t>
+        <w:t xml:space="preserve">754-⁠8178</w:t>
       </w:r>
     </w:p>
     <w:p>
@@ -3648,9 +3644,7 @@
         <w:t xml:space="preserve"> </w:t>
       </w:r>
       <w:r>
-        <w:t xml:space="preserve">4</w:t>
-        <w:noBreakHyphen/>
-        <w:t xml:space="preserve">1.0</w:t>
+        <w:t xml:space="preserve">4-⁠1.0</w:t>
       </w:r>
       <w:r>
         <w:t xml:space="preserve">   </w:t>
@@ -3696,9 +3690,7 @@
         <w:t xml:space="preserve"> </w:t>
       </w:r>
       <w:r>
-        <w:t xml:space="preserve">4</w:t>
-        <w:noBreakHyphen/>
-        <w:t xml:space="preserve">1.1</w:t>
+        <w:t xml:space="preserve">4-⁠1.1</w:t>
       </w:r>
       <w:r>
         <w:t xml:space="preserve">   </w:t>
@@ -3744,9 +3736,7 @@
         <w:t xml:space="preserve"> </w:t>
       </w:r>
       <w:r>
-        <w:t xml:space="preserve">4</w:t>
-        <w:noBreakHyphen/>
-        <w:t xml:space="preserve">1.6</w:t>
+        <w:t xml:space="preserve">4-⁠1.6</w:t>
       </w:r>
       <w:r>
         <w:t xml:space="preserve">   </w:t>
@@ -3792,9 +3782,7 @@
         <w:t xml:space="preserve"> </w:t>
       </w:r>
       <w:r>
-        <w:t xml:space="preserve">4</w:t>
-        <w:noBreakHyphen/>
-        <w:t xml:space="preserve">1.18</w:t>
+        <w:t xml:space="preserve">4-⁠1.18</w:t>
       </w:r>
       <w:r>
         <w:t xml:space="preserve">   </w:t>
@@ -5599,13 +5587,7 @@
         <w:t xml:space="preserve"> </w:t>
       </w:r>
       <w:r>
-        <w:t xml:space="preserve">The purpose and necessity of this fundamental rule of attorney-client confidentiality is made clear in Comment 2 to Rule 4</w:t>
-      </w:r>
-      <w:r>
-        <w:noBreakHyphen/>
-      </w:r>
-      <w:r>
-        <w:t xml:space="preserve">1.6:</w:t>
+        <w:t xml:space="preserve">The purpose and necessity of this fundamental rule of attorney-client confidentiality is made clear in Comment 2 to Rule 4-⁠1.6:</w:t>
       </w:r>
     </w:p>
     <w:p>
@@ -7448,19 +7430,7 @@
         <w:pStyle w:val="BodyText"/>
       </w:pPr>
       <w:r>
-        <w:t xml:space="preserve">Nothing in Rule 4</w:t>
-      </w:r>
-      <w:r>
-        <w:noBreakHyphen/>
-      </w:r>
-      <w:r>
-        <w:t xml:space="preserve">1.6 requires that confidentiality depends only upon whether privileged communications are sought to be admitted at trial as suggested by the appellate court. In fact, the Court explains in Comment [3] of Rule 1</w:t>
-      </w:r>
-      <w:r>
-        <w:noBreakHyphen/>
-      </w:r>
-      <w:r>
-        <w:t xml:space="preserve">1.6 that</w:t>
+        <w:t xml:space="preserve">Nothing in Rule 4-⁠1.6 requires that confidentiality depends only upon whether privileged communications are sought to be admitted at trial as suggested by the appellate court. In fact, the Court explains in Comment [3] of Rule 1-⁠1.6 that</w:t>
       </w:r>
     </w:p>
     <w:p>
@@ -7482,13 +7452,7 @@
         <w:pStyle w:val="BodyTextNote"/>
       </w:pPr>
       <w:r>
-        <w:t xml:space="preserve">Additionally, Comment [15] to Rule 1</w:t>
-      </w:r>
-      <w:r>
-        <w:noBreakHyphen/>
-      </w:r>
-      <w:r>
-        <w:t xml:space="preserve">1.6 explains that the Rule “requires a lawyer to act competently to safeguard information relating to the representation of a client against unauthorized access by third parties and against inadvertent or unauthorized disclosure by the lawyer or other persons who are participating in the representation of the client or who are subject to the lawyer’s supervision.”</w:t>
+        <w:t xml:space="preserve">Additionally, Comment [15] to Rule 1-⁠1.6 explains that the Rule “requires a lawyer to act competently to safeguard information relating to the representation of a client against unauthorized access by third parties and against inadvertent or unauthorized disclosure by the lawyer or other persons who are participating in the representation of the client or who are subject to the lawyer’s supervision.”</w:t>
       </w:r>
       <w:r>
         <w:rPr>
@@ -10081,13 +10045,7 @@
         <w:pStyle w:val="BodyTextNote"/>
       </w:pPr>
       <w:r>
-        <w:t xml:space="preserve">Presumably, to be effective and to act competently in accordance with Rule 4</w:t>
-      </w:r>
-      <w:r>
-        <w:noBreakHyphen/>
-      </w:r>
-      <w:r>
-        <w:t xml:space="preserve">1.1,</w:t>
+        <w:t xml:space="preserve">Presumably, to be effective and to act competently in accordance with Rule 4-⁠1.1,</w:t>
       </w:r>
       <w:r>
         <w:t xml:space="preserve"> </w:t>
@@ -11309,9 +11267,7 @@
               <w:t xml:space="preserve"> </w:t>
             </w:r>
             <w:r>
-              <w:t xml:space="preserve">394</w:t>
-              <w:noBreakHyphen/>
-              <w:t xml:space="preserve">2150</w:t>
+              <w:t xml:space="preserve">394-⁠2150</w:t>
             </w:r>
           </w:p>
           <w:p>
@@ -11333,9 +11289,7 @@
               <w:t xml:space="preserve"> </w:t>
             </w:r>
             <w:r>
-              <w:t xml:space="preserve">754</w:t>
-              <w:noBreakHyphen/>
-              <w:t xml:space="preserve">8178</w:t>
+              <w:t xml:space="preserve">754-⁠8178</w:t>
             </w:r>
           </w:p>
           <w:p>
@@ -11635,13 +11589,7 @@
         <w:t xml:space="preserve"> </w:t>
       </w:r>
       <w:r>
-        <w:t xml:space="preserve">Mo. S. Ct. R. 4</w:t>
-      </w:r>
-      <w:r>
-        <w:noBreakHyphen/>
-      </w:r>
-      <w:r>
-        <w:t xml:space="preserve">1.6.</w:t>
+        <w:t xml:space="preserve">Mo. S. Ct. R. 4-⁠1.6.</w:t>
       </w:r>
     </w:p>
   </w:footnote>
@@ -11660,13 +11608,7 @@
         <w:t xml:space="preserve"> </w:t>
       </w:r>
       <w:r>
-        <w:t xml:space="preserve">Mo. S. Ct. R. 4</w:t>
-      </w:r>
-      <w:r>
-        <w:noBreakHyphen/>
-      </w:r>
-      <w:r>
-        <w:t xml:space="preserve">1.6(a).</w:t>
+        <w:t xml:space="preserve">Mo. S. Ct. R. 4-⁠1.6(a).</w:t>
       </w:r>
     </w:p>
   </w:footnote>
@@ -11685,13 +11627,7 @@
         <w:t xml:space="preserve"> </w:t>
       </w:r>
       <w:r>
-        <w:t xml:space="preserve">Mo. S. Ct. R. 4</w:t>
-      </w:r>
-      <w:r>
-        <w:noBreakHyphen/>
-      </w:r>
-      <w:r>
-        <w:t xml:space="preserve">1.18.</w:t>
+        <w:t xml:space="preserve">Mo. S. Ct. R. 4-⁠1.18.</w:t>
       </w:r>
     </w:p>
   </w:footnote>
@@ -11710,13 +11646,7 @@
         <w:t xml:space="preserve"> </w:t>
       </w:r>
       <w:r>
-        <w:t xml:space="preserve">Mo. S. Ct. R. 4</w:t>
-      </w:r>
-      <w:r>
-        <w:noBreakHyphen/>
-      </w:r>
-      <w:r>
-        <w:t xml:space="preserve">1.18.</w:t>
+        <w:t xml:space="preserve">Mo. S. Ct. R. 4-⁠1.18.</w:t>
       </w:r>
     </w:p>
   </w:footnote>
@@ -11735,13 +11665,7 @@
         <w:t xml:space="preserve"> </w:t>
       </w:r>
       <w:r>
-        <w:t xml:space="preserve">Mo. S. Ct. R. 4</w:t>
-      </w:r>
-      <w:r>
-        <w:noBreakHyphen/>
-      </w:r>
-      <w:r>
-        <w:t xml:space="preserve">1.18</w:t>
+        <w:t xml:space="preserve">Mo. S. Ct. R. 4-⁠1.18</w:t>
       </w:r>
       <w:r>
         <w:t xml:space="preserve"> </w:t>
@@ -11766,13 +11690,7 @@
         <w:t xml:space="preserve"> </w:t>
       </w:r>
       <w:r>
-        <w:t xml:space="preserve">Mo. S. Ct. R. 1</w:t>
-      </w:r>
-      <w:r>
-        <w:noBreakHyphen/>
-      </w:r>
-      <w:r>
-        <w:t xml:space="preserve">1.6. (Comment 6) (emphasis added)</w:t>
+        <w:t xml:space="preserve">Mo. S. Ct. R. 1-⁠1.6. (Comment 6) (emphasis added)</w:t>
       </w:r>
     </w:p>
   </w:footnote>
@@ -11791,13 +11709,7 @@
         <w:t xml:space="preserve"> </w:t>
       </w:r>
       <w:r>
-        <w:t xml:space="preserve">In this context, “informed consent” denotes “the agreement by a person to a proposed course of conduct after the lawyer has communicated adequate information and explanation about the material risks of and reasonably available alternatives to the proposed course of conduct.” Mo. S. Ct. R. 4</w:t>
-      </w:r>
-      <w:r>
-        <w:noBreakHyphen/>
-      </w:r>
-      <w:r>
-        <w:t xml:space="preserve">1.0(e).</w:t>
+        <w:t xml:space="preserve">In this context, “informed consent” denotes “the agreement by a person to a proposed course of conduct after the lawyer has communicated adequate information and explanation about the material risks of and reasonably available alternatives to the proposed course of conduct.” Mo. S. Ct. R. 4-⁠1.0(e).</w:t>
       </w:r>
       <w:r>
         <w:t xml:space="preserve"> </w:t>
@@ -11899,13 +11811,7 @@
         <w:t xml:space="preserve">Co. v. Smith</w:t>
       </w:r>
       <w:r>
-        <w:t xml:space="preserve">, 574 S.W.2d 379 (Mo. banc 1978). Although the “attorney-client privilege” was at issue in these cases, the “attorney-client privilege” is just one of three bodies of law meant to give effect to the fundamental principle of attorney-client confidentiality. Mo. S. Ct. R. 1</w:t>
-      </w:r>
-      <w:r>
-        <w:noBreakHyphen/>
-      </w:r>
-      <w:r>
-        <w:t xml:space="preserve">1.6 (Comment 3). As such, the analysis of this principle applies in all three bodies of law meant to give it effect, including the Rule of Confidentiality at issue here.</w:t>
+        <w:t xml:space="preserve">, 574 S.W.2d 379 (Mo. banc 1978). Although the “attorney-client privilege” was at issue in these cases, the “attorney-client privilege” is just one of three bodies of law meant to give effect to the fundamental principle of attorney-client confidentiality. Mo. S. Ct. R. 1-⁠1.6 (Comment 3). As such, the analysis of this principle applies in all three bodies of law meant to give it effect, including the Rule of Confidentiality at issue here.</w:t>
       </w:r>
       <w:r>
         <w:t xml:space="preserve"> </w:t>
@@ -11966,13 +11872,7 @@
         <w:t xml:space="preserve"> </w:t>
       </w:r>
       <w:r>
-        <w:t xml:space="preserve">Mo. S. Ct. R. 4</w:t>
-      </w:r>
-      <w:r>
-        <w:noBreakHyphen/>
-      </w:r>
-      <w:r>
-        <w:t xml:space="preserve">1.6(b).</w:t>
+        <w:t xml:space="preserve">Mo. S. Ct. R. 4-⁠1.6(b).</w:t>
       </w:r>
     </w:p>
   </w:footnote>
@@ -11991,13 +11891,7 @@
         <w:t xml:space="preserve"> </w:t>
       </w:r>
       <w:r>
-        <w:t xml:space="preserve">Mo. S. Ct. R. 1</w:t>
-      </w:r>
-      <w:r>
-        <w:noBreakHyphen/>
-      </w:r>
-      <w:r>
-        <w:t xml:space="preserve">1.6 (Comment 13) (emphasis added).</w:t>
+        <w:t xml:space="preserve">Mo. S. Ct. R. 1-⁠1.6 (Comment 13) (emphasis added).</w:t>
       </w:r>
     </w:p>
   </w:footnote>
@@ -12016,13 +11910,7 @@
         <w:t xml:space="preserve"> </w:t>
       </w:r>
       <w:r>
-        <w:t xml:space="preserve">Mo. S. Ct. R. 1</w:t>
-      </w:r>
-      <w:r>
-        <w:noBreakHyphen/>
-      </w:r>
-      <w:r>
-        <w:t xml:space="preserve">1.6 (Comment 12).</w:t>
+        <w:t xml:space="preserve">Mo. S. Ct. R. 1-⁠1.6 (Comment 12).</w:t>
       </w:r>
     </w:p>
   </w:footnote>
@@ -12041,13 +11929,7 @@
         <w:t xml:space="preserve"> </w:t>
       </w:r>
       <w:r>
-        <w:t xml:space="preserve">Mo. S. Ct. R. 1</w:t>
-      </w:r>
-      <w:r>
-        <w:noBreakHyphen/>
-      </w:r>
-      <w:r>
-        <w:t xml:space="preserve">1.6 (Comment 11).</w:t>
+        <w:t xml:space="preserve">Mo. S. Ct. R. 1-⁠1.6 (Comment 11).</w:t>
       </w:r>
     </w:p>
   </w:footnote>
@@ -12066,13 +11948,7 @@
         <w:t xml:space="preserve"> </w:t>
       </w:r>
       <w:r>
-        <w:t xml:space="preserve">Mo. S. Ct. R. 1</w:t>
-      </w:r>
-      <w:r>
-        <w:noBreakHyphen/>
-      </w:r>
-      <w:r>
-        <w:t xml:space="preserve">1.6 (Comment 11) (emphasis added).</w:t>
+        <w:t xml:space="preserve">Mo. S. Ct. R. 1-⁠1.6 (Comment 11) (emphasis added).</w:t>
       </w:r>
     </w:p>
   </w:footnote>
@@ -12130,13 +12006,7 @@
         <w:t xml:space="preserve"> </w:t>
       </w:r>
       <w:r>
-        <w:t xml:space="preserve">Rule 4</w:t>
-      </w:r>
-      <w:r>
-        <w:noBreakHyphen/>
-      </w:r>
-      <w:r>
-        <w:t xml:space="preserve">1.6(c).</w:t>
+        <w:t xml:space="preserve">Rule 4-⁠1.6(c).</w:t>
       </w:r>
     </w:p>
   </w:footnote>
@@ -12176,13 +12046,7 @@
         <w:t xml:space="preserve">v. Dir. of Revenue</w:t>
       </w:r>
       <w:r>
-        <w:t xml:space="preserve">, 304 S.W.3d 724, 726</w:t>
-      </w:r>
-      <w:r>
-        <w:noBreakHyphen/>
-      </w:r>
-      <w:r>
-        <w:t xml:space="preserve">27 (Mo 2010).</w:t>
+        <w:t xml:space="preserve">, 304 S.W.3d 724, 726-⁠27 (Mo 2010).</w:t>
       </w:r>
     </w:p>
   </w:footnote>
@@ -12220,13 +12084,7 @@
         <w:t xml:space="preserve"> </w:t>
       </w:r>
       <w:r>
-        <w:t xml:space="preserve">Majority Opinion, p. 10</w:t>
-      </w:r>
-      <w:r>
-        <w:noBreakHyphen/>
-      </w:r>
-      <w:r>
-        <w:t xml:space="preserve">11.</w:t>
+        <w:t xml:space="preserve">Majority Opinion, p. 10-⁠11.</w:t>
       </w:r>
     </w:p>
   </w:footnote>
@@ -12245,13 +12103,7 @@
         <w:t xml:space="preserve"> </w:t>
       </w:r>
       <w:r>
-        <w:t xml:space="preserve">Majority Opinion, p. 10</w:t>
-      </w:r>
-      <w:r>
-        <w:noBreakHyphen/>
-      </w:r>
-      <w:r>
-        <w:t xml:space="preserve">11.</w:t>
+        <w:t xml:space="preserve">Majority Opinion, p. 10-⁠11.</w:t>
       </w:r>
     </w:p>
   </w:footnote>
@@ -12270,13 +12122,7 @@
         <w:t xml:space="preserve"> </w:t>
       </w:r>
       <w:r>
-        <w:t xml:space="preserve">Mo. S. Ct. R. 1</w:t>
-      </w:r>
-      <w:r>
-        <w:noBreakHyphen/>
-      </w:r>
-      <w:r>
-        <w:t xml:space="preserve">1.6 (Comment 3).</w:t>
+        <w:t xml:space="preserve">Mo. S. Ct. R. 1-⁠1.6 (Comment 3).</w:t>
       </w:r>
     </w:p>
   </w:footnote>
@@ -12295,13 +12141,7 @@
         <w:t xml:space="preserve"> </w:t>
       </w:r>
       <w:r>
-        <w:t xml:space="preserve">Mo. S. Ct. R. 1</w:t>
-      </w:r>
-      <w:r>
-        <w:noBreakHyphen/>
-      </w:r>
-      <w:r>
-        <w:t xml:space="preserve">1.6 (Comment 15).</w:t>
+        <w:t xml:space="preserve">Mo. S. Ct. R. 1-⁠1.6 (Comment 15).</w:t>
       </w:r>
     </w:p>
   </w:footnote>
@@ -12320,13 +12160,7 @@
         <w:t xml:space="preserve"> </w:t>
       </w:r>
       <w:r>
-        <w:t xml:space="preserve">Mo. S. Ct. R. 1</w:t>
-      </w:r>
-      <w:r>
-        <w:noBreakHyphen/>
-      </w:r>
-      <w:r>
-        <w:t xml:space="preserve">1.6 (Comment 4).</w:t>
+        <w:t xml:space="preserve">Mo. S. Ct. R. 1-⁠1.6 (Comment 4).</w:t>
       </w:r>
     </w:p>
   </w:footnote>
@@ -12423,13 +12257,7 @@
         <w:t xml:space="preserve">v. Tucker</w:t>
       </w:r>
       <w:r>
-        <w:t xml:space="preserve">, SC96601, p 3</w:t>
-      </w:r>
-      <w:r>
-        <w:noBreakHyphen/>
-      </w:r>
-      <w:r>
-        <w:t xml:space="preserve">4 (Mo. May 1, 2018).</w:t>
+        <w:t xml:space="preserve">, SC96601, p 3-⁠4 (Mo. May 1, 2018).</w:t>
       </w:r>
     </w:p>
   </w:footnote>
@@ -12508,13 +12336,7 @@
         <w:t xml:space="preserve">v. Dir. of Revenue</w:t>
       </w:r>
       <w:r>
-        <w:t xml:space="preserve">, 44 S.W.3d 866, 869</w:t>
-      </w:r>
-      <w:r>
-        <w:noBreakHyphen/>
-      </w:r>
-      <w:r>
-        <w:t xml:space="preserve">70 (Mo.Ct.App. 2001).</w:t>
+        <w:t xml:space="preserve">, 44 S.W.3d 866, 869-⁠70 (Mo.Ct.App. 2001).</w:t>
       </w:r>
     </w:p>
   </w:footnote>
@@ -12728,13 +12550,7 @@
         <w:t xml:space="preserve">v. Dir. of Revenue</w:t>
       </w:r>
       <w:r>
-        <w:t xml:space="preserve">, 304 S.W.3d 724, 726</w:t>
-      </w:r>
-      <w:r>
-        <w:noBreakHyphen/>
-      </w:r>
-      <w:r>
-        <w:t xml:space="preserve">27 (Mo 2010).</w:t>
+        <w:t xml:space="preserve">, 304 S.W.3d 724, 726-⁠27 (Mo 2010).</w:t>
       </w:r>
     </w:p>
   </w:footnote>
@@ -12887,13 +12703,7 @@
         <w:t xml:space="preserve"> </w:t>
       </w:r>
       <w:r>
-        <w:t xml:space="preserve">Mo. S. Ct. R. 4</w:t>
-      </w:r>
-      <w:r>
-        <w:noBreakHyphen/>
-      </w:r>
-      <w:r>
-        <w:t xml:space="preserve">1.1.</w:t>
+        <w:t xml:space="preserve">Mo. S. Ct. R. 4-⁠1.1.</w:t>
       </w:r>
     </w:p>
   </w:footnote>
@@ -12912,13 +12722,7 @@
         <w:t xml:space="preserve"> </w:t>
       </w:r>
       <w:r>
-        <w:t xml:space="preserve">Mo. S. Ct. Rule. 4</w:t>
-      </w:r>
-      <w:r>
-        <w:noBreakHyphen/>
-      </w:r>
-      <w:r>
-        <w:t xml:space="preserve">1.1</w:t>
+        <w:t xml:space="preserve">Mo. S. Ct. Rule. 4-⁠1.1</w:t>
       </w:r>
       <w:r>
         <w:t xml:space="preserve"> </w:t>
@@ -12983,13 +12787,7 @@
         <w:t xml:space="preserve">v. Kentucky</w:t>
       </w:r>
       <w:r>
-        <w:t xml:space="preserve">, 559 U.S. 356, 363</w:t>
-      </w:r>
-      <w:r>
-        <w:noBreakHyphen/>
-      </w:r>
-      <w:r>
-        <w:t xml:space="preserve">64 (2009)⁠(analyzing whether effective counsel must advise clients regarding civil deportation consequences of the decision to plead guilty in a criminal case when those consequences are practically inevitable). Here, the civil and criminal consequences are similarly uneasy to divorce and are practically inevitable as a consequence of a driver’s decision to consent or refuse.</w:t>
+        <w:t xml:space="preserve">, 559 U.S. 356, 363-⁠64 (2009)⁠(analyzing whether effective counsel must advise clients regarding civil deportation consequences of the decision to plead guilty in a criminal case when those consequences are practically inevitable). Here, the civil and criminal consequences are similarly uneasy to divorce and are practically inevitable as a consequence of a driver’s decision to consent or refuse.</w:t>
       </w:r>
     </w:p>
   </w:footnote>
@@ -13306,13 +13104,7 @@
         <w:t xml:space="preserve">Norris</w:t>
       </w:r>
       <w:r>
-        <w:t xml:space="preserve">, 304 S.W.3d at 726</w:t>
-      </w:r>
-      <w:r>
-        <w:noBreakHyphen/>
-      </w:r>
-      <w:r>
-        <w:t xml:space="preserve">27.</w:t>
+        <w:t xml:space="preserve">, 304 S.W.3d at 726-⁠27.</w:t>
       </w:r>
     </w:p>
   </w:footnote>
@@ -13344,13 +13136,7 @@
         <w:t xml:space="preserve">Norris</w:t>
       </w:r>
       <w:r>
-        <w:t xml:space="preserve">, 304 S.W.3d at 726</w:t>
-      </w:r>
-      <w:r>
-        <w:noBreakHyphen/>
-      </w:r>
-      <w:r>
-        <w:t xml:space="preserve">27.</w:t>
+        <w:t xml:space="preserve">, 304 S.W.3d at 726-⁠27.</w:t>
       </w:r>
     </w:p>
   </w:footnote>
@@ -13369,13 +13155,7 @@
         <w:t xml:space="preserve"> </w:t>
       </w:r>
       <w:r>
-        <w:t xml:space="preserve">Majority Opinion, P. 9</w:t>
-      </w:r>
-      <w:r>
-        <w:noBreakHyphen/>
-      </w:r>
-      <w:r>
-        <w:t xml:space="preserve">10.</w:t>
+        <w:t xml:space="preserve">Majority Opinion, P. 9-⁠10.</w:t>
       </w:r>
     </w:p>
   </w:footnote>
@@ -13537,19 +13317,7 @@
         <w:t xml:space="preserve"> </w:t>
       </w:r>
       <w:r>
-        <w:t xml:space="preserve">Mo. S. Ct. Rule. 4</w:t>
-      </w:r>
-      <w:r>
-        <w:noBreakHyphen/>
-      </w:r>
-      <w:r>
-        <w:t xml:space="preserve">1</w:t>
-      </w:r>
-      <w:r>
-        <w:noBreakHyphen/>
-      </w:r>
-      <w:r>
-        <w:t xml:space="preserve">1</w:t>
+        <w:t xml:space="preserve">Mo. S. Ct. Rule. 4-⁠1-⁠1</w:t>
       </w:r>
       <w:r>
         <w:t xml:space="preserve"> </w:t>
@@ -13667,19 +13435,7 @@
         <w:t xml:space="preserve"> </w:t>
       </w:r>
       <w:r>
-        <w:t xml:space="preserve">(2016), 19 CSR 25</w:t>
-      </w:r>
-      <w:r>
-        <w:noBreakHyphen/>
-      </w:r>
-      <w:r>
-        <w:t xml:space="preserve">30.060(4)-(7) and 19 CSR 25</w:t>
-      </w:r>
-      <w:r>
-        <w:noBreakHyphen/>
-      </w:r>
-      <w:r>
-        <w:t xml:space="preserve">30.011(2)⁠(H).</w:t>
+        <w:t xml:space="preserve">(2016), 19 CSR 25-⁠30.060(4)-(7) and 19 CSR 25-⁠30.011(2)⁠(H).</w:t>
       </w:r>
     </w:p>
   </w:footnote>
@@ -14557,7 +14313,7 @@
     <w:qFormat/>
     <w:pPr>
       <w:keepLines/>
-      <w:spacing w:before="0" w:after="130" w:line="299" w:lineRule="exact"/>
+      <w:spacing w:before="13" w:after="130" w:line="299" w:lineRule="exact"/>
     </w:pPr>
     <w:rPr>
       <w:sz w:val="26"/>
